--- a/docs/psj/reports/판정인코더_테스트_계획_결과_보고서_소스코드포함_박수진_20261014.docx
+++ b/docs/psj/reports/판정인코더_테스트_계획_결과_보고서_소스코드포함_박수진_20261014.docx
@@ -58,7 +58,7 @@
           <w:sz w:val="20"/>
           <w:szCs w:val="20"/>
         </w:rPr>
-        <w:t xml:space="preserve">판정 인코더(KcBERT · 다중 라벨 9칸)를 단위 테스트 → dev 인코더 단독 → dev 판정 로직 → 봉인 평가셋 순서로 시험했다. D4-10 은 dev 에서 결과 전에 등록한 관문 · 한도 · 목표를 두 입력((가) 품목 · (나) 모름) 모두 지켰고, 사실 전제 문장의 후보가 21.7 → 0.7 · 4.7 행(/110)으로 줄었다. 판정 로직에 붙이면 검수 적법 정상 문구의 재판정 통과가 75 → 92% 로 늘었다. 등록 기준 중 하나(재판정에서 조용해진 위반)는 시드마다 1행씩 넘었다. 봉인 평가셋(2,489행)에서는 v10 대비 첫 판정 자리((나) 모름) 위반 탐지 88.3 → 82.5%, 적법 원천 오판정 78.8 → 63.7%, 정답 유형 적중 49.3 → 50.3% 다.</w:t>
+        <w:t xml:space="preserve">판정 인코더(KcBERT · 다중 라벨 9칸)를 단위 테스트 → dev 인코더 단독 → dev 판정 로직 → 봉인 평가셋 순서로 시험했다. D4-10 은 dev 에서 결과 전에 등록한 관문 · 한도 · 목표를 두 입력((가) 품목 · (나) 모름) 모두 지켰고, 사실 전제 문장의 후보가 21.7 → 0.7 · 4.7 행(/110)으로 줄었다. 판정 로직 프로토타입에 붙이면 검수 적법 정상 문구의 재판정 통과가 75 → 92% 로 늘었다(프로토타입 dev 수 · 앱 성능 아님 — D-339 결정 6). 등록 기준 중 하나(재판정에서 조용해진 위반)는 시드마다 1행씩 넘었다. 봉인 평가셋(2,489행)에서는 v10 대비 첫 판정 자리((나) 모름) 위반 탐지 88.3 → 82.5%, 적법 원천 오판정 78.8 → 63.7%, 정답 유형 적중 49.3 → 50.3% 다.</w:t>
       </w:r>
     </w:p>
     <w:p>
@@ -10462,6 +10462,20 @@
     </w:p>
     <w:p>
       <w:pPr>
+        <w:spacing w:after="60" w:before="60" w:line="300"/>
+      </w:pPr>
+      <w:r>
+        <w:rPr>
+          <w:rFonts w:ascii="맑은 고딕" w:cs="맑은 고딕" w:eastAsia="맑은 고딕" w:hAnsi="맑은 고딕"/>
+          <w:color w:val="595959"/>
+          <w:sz w:val="18"/>
+          <w:szCs w:val="18"/>
+        </w:rPr>
+        <w:t xml:space="preserve">⚠️ 이 절의 수는 박수진 판정 로직 프로토타입(judge_stage1 · judge_stage2)의 dev 수다. 그 인코더 층(사전 확정 거부권 · 통과 열기)은 D-340 에서 채택되지 않아 앱 판정과 규칙이 다르다 — 「재판정 통과 92%」 를 포함해 앱 성능으로 인용하지 않는다(D-339 결정 6). 기준 ① 의 결과도 채택 근거로도 반대 근거로도 쓰지 않는다. 앱 판정 그래프의 dev 수는 클론 A 측정(D-339 결정 1 ②)으로 나온다.</w:t>
+      </w:r>
+    </w:p>
+    <w:p>
+      <w:pPr>
         <w:spacing w:after="100" w:before="280" w:line="300"/>
       </w:pPr>
       <w:r>
@@ -18667,7 +18681,7 @@
                 <w:sz w:val="18"/>
                 <w:szCs w:val="18"/>
               </w:rPr>
-              <w:t xml:space="preserve">dev 정상 문구 재판정 통과 75 → 92%(D4-00 대비) · test 확인은 그래프 회차</w:t>
+              <w:t xml:space="preserve">dev 정상 문구 재판정 통과 75 → 92%(D4-00 대비 · 프로토타입 · 앱 성능 아님) · test 확인은 그래프 회차</w:t>
             </w:r>
           </w:p>
         </w:tc>

--- a/docs/psj/reports/판정인코더_테스트_계획_결과_보고서_소스코드포함_박수진_20261014.docx
+++ b/docs/psj/reports/판정인코더_테스트_계획_결과_보고서_소스코드포함_박수진_20261014.docx
@@ -114,7 +114,7 @@
           <w:sz w:val="20"/>
           <w:szCs w:val="20"/>
         </w:rPr>
-        <w:t xml:space="preserve">앱 판정 그래프에 인코더가 배선되지 않아(encode 노드 빈 노드) 그래프에 붙인 통합 성능은 없다. 배선(D-336 집행) 뒤 팀장 도구 eval_graph 로 같은 봉인 평가셋에서 잰다(§12).</w:t>
+        <w:t xml:space="preserve">D4-10 이 실린 앱 판정 그래프의 통합 성능은 아직 없다. 배선 코드는 10-14 저녁 클론 A 에 들어갔고(D-336 집행 · ohb aa7a933), D4-10 실모델 dev 측정(D-339 결정 1 ② ③) · 잠금 채택 뒤 팀장 도구 eval_graph 로 봉인 평가셋에서 한 번 잰다(§12).</w:t>
       </w:r>
     </w:p>
     <w:p>
@@ -785,7 +785,7 @@
                 <w:sz w:val="18"/>
                 <w:szCs w:val="18"/>
               </w:rPr>
-              <w:t xml:space="preserve">앱 app/encoder.py 는 문장 하나 · 문턱 한 벌만 읽고, 그래프 encode 노드는 비어 있다. 배선 세 군데(로더 쌍 입력 · 문턱 두 벌 · 그래프 호출)는 D-336 집행 요청으로 팀장에게 넘겼다. 그 전까지 판정 로직 성능은 프로토타입(judge_stage1 · judge_stage2 — 규칙 판정은 그래프 함수를 그대로 부르고 인코더 층만 더함)으로 잰다</w:t>
+              <w:t xml:space="preserve">🔄 10-14 저녁 배선 코드 완료(클론 A · ohb aa7a933) — 로더가 쌍 입력 · 문턱 두 벌(label_thresholds · label_thresholds_by_cat · D-339 결정 2) · 전제 대응(app/premise.py)을 대조하고 어긋나면 멈춘다 · encode 는 문장마다 「모름」 + 품목 셋을 한 배치로 · 기록 판정은 「모름」 · 분기는 그 품목. 게이트는 가짜 인코더로 확인했고 D4-10 실모델 측정은 대기다(잠금 밖이라 앱은 아직 카드 17 을 올린다 · D-333). 배선 전(10-14 낮)에는 앱이 문장 하나 · 문턱 한 벌만 읽고 encode 노드가 비어 있었다. 그때까지 판정 로직 성능은 프로토타입(judge_stage1 · judge_stage2 — 규칙 판정은 그래프 함수를 그대로 부르고 인코더 층만 더함)으로 잰다</w:t>
             </w:r>
           </w:p>
         </w:tc>
@@ -20712,7 +20712,7 @@
           <w:sz w:val="20"/>
           <w:szCs w:val="20"/>
         </w:rPr>
-        <w:t xml:space="preserve">인코더가 배선된 그래프의 수가 없다. 다음 순서로 잰다 — ① 배포 폴더(label_scheme 문턱 두 벌 · 새 이름 · 모델 잠금 D-333) 추론이 노트북 확률과 0.001 안에서 같은지 재현 확인 ② D-336 배선 ③ eval_graph --dev ④ 채택 잠금 ⑤ 같은 봉인 평가셋으로 그래프 회차 한 번.</w:t>
+        <w:t xml:space="preserve">D4-10 이 실린 그래프의 수가 아직 없다. 다음 순서로 잰다 — ① 배포 폴더(label_scheme 문턱 두 벌 · 새 이름) 전달 ✅ 10-15 ② D-336 배선 ✅ 코드 10-14(클론 A) ③ eval_graph --dev — D-339 결정 1 ② 기록/분기 관문 · ③ GPT 적법 213 행(① 카드 17 회귀 통과 · ④ 학습 겹침 0 · ⑤ 는 D-341 로 없앰) ④ 잠금 채택(models.lock.json) ⑤ 판정 그래프 봉인 회차 한 번(날짜 하나 · D-339 결정 7).</w:t>
       </w:r>
     </w:p>
     <w:p>
